--- a/public/storage/formatos/formatoconsentimiento.docx
+++ b/public/storage/formatos/formatoconsentimiento.docx
@@ -66,6 +66,87 @@
                 <w:szCs w:val="20"/>
               </w:rPr>
             </w:pPr>
+            <w:r>
+              <w:rPr>
+                <w:rFonts w:ascii="Times New Roman" w:eastAsia="Times New Roman" w:hAnsi="Times New Roman" w:cs="Times New Roman"/>
+                <w:noProof/>
+                <w:color w:val="000000"/>
+                <w:sz w:val="20"/>
+                <w:szCs w:val="20"/>
+              </w:rPr>
+              <w:drawing>
+                <wp:anchor distT="0" distB="0" distL="114300" distR="114300" simplePos="0" relativeHeight="251658240" behindDoc="0" locked="0" layoutInCell="1" allowOverlap="1" wp14:anchorId="3852D635" wp14:editId="28DC44D8">
+                  <wp:simplePos x="0" y="0"/>
+                  <wp:positionH relativeFrom="column">
+                    <wp:posOffset>60325</wp:posOffset>
+                  </wp:positionH>
+                  <wp:positionV relativeFrom="paragraph">
+                    <wp:posOffset>189865</wp:posOffset>
+                  </wp:positionV>
+                  <wp:extent cx="1031240" cy="528320"/>
+                  <wp:effectExtent l="0" t="0" r="0" b="5080"/>
+                  <wp:wrapThrough wrapText="bothSides">
+                    <wp:wrapPolygon edited="0">
+                      <wp:start x="8379" y="0"/>
+                      <wp:lineTo x="6384" y="7010"/>
+                      <wp:lineTo x="6384" y="9346"/>
+                      <wp:lineTo x="7182" y="12462"/>
+                      <wp:lineTo x="0" y="12462"/>
+                      <wp:lineTo x="0" y="21029"/>
+                      <wp:lineTo x="7182" y="21029"/>
+                      <wp:lineTo x="9177" y="21029"/>
+                      <wp:lineTo x="21148" y="21029"/>
+                      <wp:lineTo x="21148" y="12462"/>
+                      <wp:lineTo x="15163" y="11683"/>
+                      <wp:lineTo x="14764" y="7010"/>
+                      <wp:lineTo x="12768" y="0"/>
+                      <wp:lineTo x="8379" y="0"/>
+                    </wp:wrapPolygon>
+                  </wp:wrapThrough>
+                  <wp:docPr id="1234093371" name="Imagen 1"/>
+                  <wp:cNvGraphicFramePr>
+                    <a:graphicFrameLocks xmlns:a="http://schemas.openxmlformats.org/drawingml/2006/main" noChangeAspect="1"/>
+                  </wp:cNvGraphicFramePr>
+                  <a:graphic xmlns:a="http://schemas.openxmlformats.org/drawingml/2006/main">
+                    <a:graphicData uri="http://schemas.openxmlformats.org/drawingml/2006/picture">
+                      <pic:pic xmlns:pic="http://schemas.openxmlformats.org/drawingml/2006/picture">
+                        <pic:nvPicPr>
+                          <pic:cNvPr id="1234093371" name="Imagen 1234093371"/>
+                          <pic:cNvPicPr/>
+                        </pic:nvPicPr>
+                        <pic:blipFill>
+                          <a:blip r:embed="rId5">
+                            <a:extLst>
+                              <a:ext uri="{28A0092B-C50C-407E-A947-70E740481C1C}">
+                                <a14:useLocalDpi xmlns:a14="http://schemas.microsoft.com/office/drawing/2010/main" val="0"/>
+                              </a:ext>
+                            </a:extLst>
+                          </a:blip>
+                          <a:stretch>
+                            <a:fillRect/>
+                          </a:stretch>
+                        </pic:blipFill>
+                        <pic:spPr>
+                          <a:xfrm>
+                            <a:off x="0" y="0"/>
+                            <a:ext cx="1031240" cy="528320"/>
+                          </a:xfrm>
+                          <a:prstGeom prst="rect">
+                            <a:avLst/>
+                          </a:prstGeom>
+                        </pic:spPr>
+                      </pic:pic>
+                    </a:graphicData>
+                  </a:graphic>
+                  <wp14:sizeRelH relativeFrom="page">
+                    <wp14:pctWidth>0</wp14:pctWidth>
+                  </wp14:sizeRelH>
+                  <wp14:sizeRelV relativeFrom="page">
+                    <wp14:pctHeight>0</wp14:pctHeight>
+                  </wp14:sizeRelV>
+                </wp:anchor>
+              </w:drawing>
+            </w:r>
           </w:p>
           <w:p>
             <w:pPr>
@@ -222,7 +303,27 @@
                 <w:sz w:val="18"/>
                 <w:szCs w:val="18"/>
               </w:rPr>
-              <w:t>${codpoli}</w:t>
+              <w:t>${</w:t>
+            </w:r>
+            <w:proofErr w:type="spellStart"/>
+            <w:r>
+              <w:rPr>
+                <w:rFonts w:ascii="Arial" w:eastAsia="Arial" w:hAnsi="Arial" w:cs="Arial"/>
+                <w:color w:val="000000"/>
+                <w:sz w:val="18"/>
+                <w:szCs w:val="18"/>
+              </w:rPr>
+              <w:t>codpoli</w:t>
+            </w:r>
+            <w:proofErr w:type="spellEnd"/>
+            <w:r>
+              <w:rPr>
+                <w:rFonts w:ascii="Arial" w:eastAsia="Arial" w:hAnsi="Arial" w:cs="Arial"/>
+                <w:color w:val="000000"/>
+                <w:sz w:val="18"/>
+                <w:szCs w:val="18"/>
+              </w:rPr>
+              <w:t>}</w:t>
             </w:r>
           </w:p>
         </w:tc>
@@ -466,7 +567,27 @@
                 <w:sz w:val="18"/>
                 <w:szCs w:val="18"/>
               </w:rPr>
-              <w:t>${fechaeval}</w:t>
+              <w:t>${</w:t>
+            </w:r>
+            <w:proofErr w:type="spellStart"/>
+            <w:r>
+              <w:rPr>
+                <w:rFonts w:ascii="Arial" w:eastAsia="Arial" w:hAnsi="Arial" w:cs="Arial"/>
+                <w:color w:val="000000"/>
+                <w:sz w:val="18"/>
+                <w:szCs w:val="18"/>
+              </w:rPr>
+              <w:t>fechaeval</w:t>
+            </w:r>
+            <w:proofErr w:type="spellEnd"/>
+            <w:r>
+              <w:rPr>
+                <w:rFonts w:ascii="Arial" w:eastAsia="Arial" w:hAnsi="Arial" w:cs="Arial"/>
+                <w:color w:val="000000"/>
+                <w:sz w:val="18"/>
+                <w:szCs w:val="18"/>
+              </w:rPr>
+              <w:t>}</w:t>
             </w:r>
           </w:p>
         </w:tc>
@@ -785,17 +906,9 @@
           <w:szCs w:val="24"/>
           <w:u w:val="single"/>
         </w:rPr>
-        <w:t xml:space="preserve">${nombres_evaluado} </w:t>
-      </w:r>
-      <w:r>
-        <w:rPr>
-          <w:rFonts w:ascii="Arial" w:eastAsia="Arial" w:hAnsi="Arial" w:cs="Arial"/>
-          <w:color w:val="000000"/>
-          <w:sz w:val="24"/>
-          <w:szCs w:val="24"/>
-        </w:rPr>
-        <w:t xml:space="preserve">identificado con DNI N° </w:t>
-      </w:r>
+        <w:t>${</w:t>
+      </w:r>
+      <w:proofErr w:type="spellStart"/>
       <w:r>
         <w:rPr>
           <w:rFonts w:ascii="Arial" w:eastAsia="Arial" w:hAnsi="Arial" w:cs="Arial"/>
@@ -804,7 +917,79 @@
           <w:szCs w:val="24"/>
           <w:u w:val="single"/>
         </w:rPr>
-        <w:t xml:space="preserve">${numero_docu} </w:t>
+        <w:t>nombres_evaluado</w:t>
+      </w:r>
+      <w:proofErr w:type="spellEnd"/>
+      <w:r>
+        <w:rPr>
+          <w:rFonts w:ascii="Arial" w:eastAsia="Arial" w:hAnsi="Arial" w:cs="Arial"/>
+          <w:color w:val="000000"/>
+          <w:sz w:val="24"/>
+          <w:szCs w:val="24"/>
+          <w:u w:val="single"/>
+        </w:rPr>
+        <w:t xml:space="preserve">} </w:t>
+      </w:r>
+      <w:r>
+        <w:rPr>
+          <w:rFonts w:ascii="Arial" w:eastAsia="Arial" w:hAnsi="Arial" w:cs="Arial"/>
+          <w:color w:val="000000"/>
+          <w:sz w:val="24"/>
+          <w:szCs w:val="24"/>
+        </w:rPr>
+        <w:t xml:space="preserve">identificado con DNI </w:t>
+      </w:r>
+      <w:proofErr w:type="spellStart"/>
+      <w:r>
+        <w:rPr>
+          <w:rFonts w:ascii="Arial" w:eastAsia="Arial" w:hAnsi="Arial" w:cs="Arial"/>
+          <w:color w:val="000000"/>
+          <w:sz w:val="24"/>
+          <w:szCs w:val="24"/>
+        </w:rPr>
+        <w:t>N°</w:t>
+      </w:r>
+      <w:proofErr w:type="spellEnd"/>
+      <w:r>
+        <w:rPr>
+          <w:rFonts w:ascii="Arial" w:eastAsia="Arial" w:hAnsi="Arial" w:cs="Arial"/>
+          <w:color w:val="000000"/>
+          <w:sz w:val="24"/>
+          <w:szCs w:val="24"/>
+        </w:rPr>
+        <w:t xml:space="preserve"> </w:t>
+      </w:r>
+      <w:r>
+        <w:rPr>
+          <w:rFonts w:ascii="Arial" w:eastAsia="Arial" w:hAnsi="Arial" w:cs="Arial"/>
+          <w:color w:val="000000"/>
+          <w:sz w:val="24"/>
+          <w:szCs w:val="24"/>
+          <w:u w:val="single"/>
+        </w:rPr>
+        <w:t>${</w:t>
+      </w:r>
+      <w:proofErr w:type="spellStart"/>
+      <w:r>
+        <w:rPr>
+          <w:rFonts w:ascii="Arial" w:eastAsia="Arial" w:hAnsi="Arial" w:cs="Arial"/>
+          <w:color w:val="000000"/>
+          <w:sz w:val="24"/>
+          <w:szCs w:val="24"/>
+          <w:u w:val="single"/>
+        </w:rPr>
+        <w:t>numero_docu</w:t>
+      </w:r>
+      <w:proofErr w:type="spellEnd"/>
+      <w:r>
+        <w:rPr>
+          <w:rFonts w:ascii="Arial" w:eastAsia="Arial" w:hAnsi="Arial" w:cs="Arial"/>
+          <w:color w:val="000000"/>
+          <w:sz w:val="24"/>
+          <w:szCs w:val="24"/>
+          <w:u w:val="single"/>
+        </w:rPr>
+        <w:t xml:space="preserve">} </w:t>
       </w:r>
       <w:r>
         <w:rPr>
@@ -823,16 +1008,37 @@
           <w:szCs w:val="24"/>
           <w:u w:val="single"/>
         </w:rPr>
-        <w:t xml:space="preserve">${edad} </w:t>
-      </w:r>
-      <w:r>
-        <w:rPr>
-          <w:rFonts w:ascii="Arial" w:eastAsia="Arial" w:hAnsi="Arial" w:cs="Arial"/>
-          <w:color w:val="000000"/>
-          <w:sz w:val="24"/>
-          <w:szCs w:val="24"/>
-        </w:rPr>
-        <w:t xml:space="preserve"> años de edad, autorizo voluntariamente para que se me practique un examen de polígrafo.</w:t>
+        <w:t>${</w:t>
+      </w:r>
+      <w:proofErr w:type="gramStart"/>
+      <w:r>
+        <w:rPr>
+          <w:rFonts w:ascii="Arial" w:eastAsia="Arial" w:hAnsi="Arial" w:cs="Arial"/>
+          <w:color w:val="000000"/>
+          <w:sz w:val="24"/>
+          <w:szCs w:val="24"/>
+          <w:u w:val="single"/>
+        </w:rPr>
+        <w:t xml:space="preserve">edad} </w:t>
+      </w:r>
+      <w:r>
+        <w:rPr>
+          <w:rFonts w:ascii="Arial" w:eastAsia="Arial" w:hAnsi="Arial" w:cs="Arial"/>
+          <w:color w:val="000000"/>
+          <w:sz w:val="24"/>
+          <w:szCs w:val="24"/>
+        </w:rPr>
+        <w:t xml:space="preserve"> años</w:t>
+      </w:r>
+      <w:proofErr w:type="gramEnd"/>
+      <w:r>
+        <w:rPr>
+          <w:rFonts w:ascii="Arial" w:eastAsia="Arial" w:hAnsi="Arial" w:cs="Arial"/>
+          <w:color w:val="000000"/>
+          <w:sz w:val="24"/>
+          <w:szCs w:val="24"/>
+        </w:rPr>
+        <w:t xml:space="preserve"> de edad, autorizo voluntariamente para que se me practique un examen de polígrafo.</w:t>
       </w:r>
     </w:p>
     <w:p>
@@ -879,7 +1085,47 @@
           <w:sz w:val="24"/>
           <w:szCs w:val="24"/>
         </w:rPr>
-        <w:t>He sido informado detalladamente sobre el procedimiento de evaluación en el sistema de polígrafo, funcionamiento, así como los componentes que se utilizan: manga cardiovascular, bandas neumográficas, cable EDA (actividad electrodérmica) y el sensor de movimiento, el procedimiento de evaluación psicofísica y el repaso previo de las preguntas que se me van a realizar durante la evaluación.</w:t>
+        <w:t xml:space="preserve">He sido informado detalladamente sobre el procedimiento de evaluación en el sistema de polígrafo, funcionamiento, así como los componentes que se utilizan: manga cardiovascular, bandas </w:t>
+      </w:r>
+      <w:proofErr w:type="spellStart"/>
+      <w:r>
+        <w:rPr>
+          <w:rFonts w:ascii="Arial" w:eastAsia="Arial" w:hAnsi="Arial" w:cs="Arial"/>
+          <w:color w:val="000000"/>
+          <w:sz w:val="24"/>
+          <w:szCs w:val="24"/>
+        </w:rPr>
+        <w:t>neumográficas</w:t>
+      </w:r>
+      <w:proofErr w:type="spellEnd"/>
+      <w:r>
+        <w:rPr>
+          <w:rFonts w:ascii="Arial" w:eastAsia="Arial" w:hAnsi="Arial" w:cs="Arial"/>
+          <w:color w:val="000000"/>
+          <w:sz w:val="24"/>
+          <w:szCs w:val="24"/>
+        </w:rPr>
+        <w:t xml:space="preserve">, cable EDA (actividad </w:t>
+      </w:r>
+      <w:proofErr w:type="spellStart"/>
+      <w:r>
+        <w:rPr>
+          <w:rFonts w:ascii="Arial" w:eastAsia="Arial" w:hAnsi="Arial" w:cs="Arial"/>
+          <w:color w:val="000000"/>
+          <w:sz w:val="24"/>
+          <w:szCs w:val="24"/>
+        </w:rPr>
+        <w:t>electrodérmica</w:t>
+      </w:r>
+      <w:proofErr w:type="spellEnd"/>
+      <w:r>
+        <w:rPr>
+          <w:rFonts w:ascii="Arial" w:eastAsia="Arial" w:hAnsi="Arial" w:cs="Arial"/>
+          <w:color w:val="000000"/>
+          <w:sz w:val="24"/>
+          <w:szCs w:val="24"/>
+        </w:rPr>
+        <w:t>) y el sensor de movimiento, el procedimiento de evaluación psicofísica y el repaso previo de las preguntas que se me van a realizar durante la evaluación.</w:t>
       </w:r>
     </w:p>
     <w:p>
@@ -973,7 +1219,27 @@
           <w:sz w:val="24"/>
           <w:szCs w:val="24"/>
         </w:rPr>
-        <w:t>De igual forma quedo enterado a través del Poligrafista que el examen será grabado o monitoreado en audio y video</w:t>
+        <w:t xml:space="preserve">De igual forma quedo enterado a través del </w:t>
+      </w:r>
+      <w:proofErr w:type="spellStart"/>
+      <w:r>
+        <w:rPr>
+          <w:rFonts w:ascii="Arial" w:eastAsia="Arial" w:hAnsi="Arial" w:cs="Arial"/>
+          <w:color w:val="000000"/>
+          <w:sz w:val="24"/>
+          <w:szCs w:val="24"/>
+        </w:rPr>
+        <w:t>Poligrafista</w:t>
+      </w:r>
+      <w:proofErr w:type="spellEnd"/>
+      <w:r>
+        <w:rPr>
+          <w:rFonts w:ascii="Arial" w:eastAsia="Arial" w:hAnsi="Arial" w:cs="Arial"/>
+          <w:color w:val="000000"/>
+          <w:sz w:val="24"/>
+          <w:szCs w:val="24"/>
+        </w:rPr>
+        <w:t xml:space="preserve"> que el examen será grabado o monitoreado en audio y video</w:t>
       </w:r>
     </w:p>
     <w:p>
@@ -1085,7 +1351,27 @@
           <w:sz w:val="20"/>
           <w:szCs w:val="20"/>
         </w:rPr>
-        <w:t>${firma_consentimiento}</w:t>
+        <w:t>${</w:t>
+      </w:r>
+      <w:proofErr w:type="spellStart"/>
+      <w:r>
+        <w:rPr>
+          <w:rFonts w:ascii="Arial" w:eastAsia="Arial" w:hAnsi="Arial" w:cs="Arial"/>
+          <w:color w:val="000000"/>
+          <w:sz w:val="20"/>
+          <w:szCs w:val="20"/>
+        </w:rPr>
+        <w:t>firma_consentimiento</w:t>
+      </w:r>
+      <w:proofErr w:type="spellEnd"/>
+      <w:r>
+        <w:rPr>
+          <w:rFonts w:ascii="Arial" w:eastAsia="Arial" w:hAnsi="Arial" w:cs="Arial"/>
+          <w:color w:val="000000"/>
+          <w:sz w:val="20"/>
+          <w:szCs w:val="20"/>
+        </w:rPr>
+        <w:t>}</w:t>
       </w:r>
     </w:p>
     <w:p>
@@ -1142,14 +1428,39 @@
           <w:sz w:val="24"/>
           <w:szCs w:val="24"/>
         </w:rPr>
-        <w:t>DNI N°</w:t>
-      </w:r>
-      <w:r>
-        <w:rPr>
-          <w:sz w:val="24"/>
-          <w:szCs w:val="24"/>
-        </w:rPr>
-        <w:t>: ${documento_conentimiento}</w:t>
+        <w:t xml:space="preserve">DNI </w:t>
+      </w:r>
+      <w:proofErr w:type="spellStart"/>
+      <w:r>
+        <w:rPr>
+          <w:sz w:val="24"/>
+          <w:szCs w:val="24"/>
+        </w:rPr>
+        <w:t>N°</w:t>
+      </w:r>
+      <w:proofErr w:type="spellEnd"/>
+      <w:r>
+        <w:rPr>
+          <w:sz w:val="24"/>
+          <w:szCs w:val="24"/>
+        </w:rPr>
+        <w:t>: ${</w:t>
+      </w:r>
+      <w:proofErr w:type="spellStart"/>
+      <w:r>
+        <w:rPr>
+          <w:sz w:val="24"/>
+          <w:szCs w:val="24"/>
+        </w:rPr>
+        <w:t>documento_conentimiento</w:t>
+      </w:r>
+      <w:proofErr w:type="spellEnd"/>
+      <w:r>
+        <w:rPr>
+          <w:sz w:val="24"/>
+          <w:szCs w:val="24"/>
+        </w:rPr>
+        <w:t>}</w:t>
       </w:r>
     </w:p>
     <w:p>
@@ -1171,7 +1482,15 @@
         <w:t>FECHA:</w:t>
       </w:r>
       <w:r>
-        <w:t xml:space="preserve"> ${fecha_consentimiento}</w:t>
+        <w:t xml:space="preserve"> ${</w:t>
+      </w:r>
+      <w:proofErr w:type="spellStart"/>
+      <w:r>
+        <w:t>fecha_consentimiento</w:t>
+      </w:r>
+      <w:proofErr w:type="spellEnd"/>
+      <w:r>
+        <w:t>}</w:t>
       </w:r>
     </w:p>
     <w:p>
@@ -1772,7 +2091,6 @@
   <w:style w:type="character" w:default="1" w:styleId="Fuentedeprrafopredeter">
     <w:name w:val="Default Paragraph Font"/>
     <w:uiPriority w:val="1"/>
-    <w:semiHidden/>
     <w:unhideWhenUsed/>
   </w:style>
   <w:style w:type="table" w:default="1" w:styleId="Tablanormal">
